--- a/published/ai-organizations/01_organizational_systems/08_planning/lab-protocols/08_planning-lab.docx
+++ b/published/ai-organizations/01_organizational_systems/08_planning/lab-protocols/08_planning-lab.docx
@@ -4,32 +4,92 @@
   <w:body>
     <w:p>
       <w:r>
-        <w:t>Lab: Exploring Planning</w:t>
+        <w:t>Lab: Scenario Planning Workshop</w:t>
       </w:r>
     </w:p>
     <w:p>
       <w:r>
-        <w:t>Objective</w:t>
+        <w:t>Objectives</w:t>
       </w:r>
     </w:p>
     <w:p>
       <w:r>
-        <w:t>Design and simulate a simple agent that demonstrates the principles of Planning .</w:t>
+        <w:t>Learning Goal: Apply the Active Inference planning framework to construct scenarios, evaluate strategies, identify trigger signals, and build organizational resilience.</w:t>
       </w:r>
     </w:p>
     <w:p>
       <w:r>
-        <w:t>Prerequisites</w:t>
+        <w:t>Part 1: Define the Planning Horizon (5 min)</w:t>
       </w:r>
     </w:p>
     <w:p>
       <w:r>
-        <w:t>Basic understanding of Python or a relevant simulation tool.  Familiarity with the formal definition of Planning.   Steps</w:t>
+        <w:t>Element  Your Organization      Industry     Typical product/service cycle length     Appropriate planning horizon     Justification for this horizon      Write your response here   Part 2: Identify Key Uncertainties (10 min)</w:t>
       </w:r>
     </w:p>
     <w:p>
       <w:r>
-        <w:t>Define the Environment : Create a simple grid world or state space relevant to Organizations.  Define the Agent : Specify the agent's generative model, focusing on Planning.  Simulation : Run the agent for 100 timesteps.  Perturbation : Introduce a specific challenge to Planning (e.g., increased noise, occlusion).  Analysis : Plot the Free Energy over time. Does the agent successfully adapt?   Discussion Requirements</w:t>
+        <w:t>List the 4–6 most important uncertainties facing your organization over the planning horizon:</w:t>
+      </w:r>
+    </w:p>
+    <w:p>
+      <w:r>
+        <w:t>#  Uncertainty  Range of Outcomes  Impact (H/M/L)  Controllable?      1        2        3        4         Write your response here   Part 3: Construct 3 Scenarios (20 min)</w:t>
+      </w:r>
+    </w:p>
+    <w:p>
+      <w:r>
+        <w:t>Build three coherent scenarios combining your key uncertainties:</w:t>
+      </w:r>
+    </w:p>
+    <w:p>
+      <w:r>
+        <w:t>Scenario A: Continuation (most likely)</w:t>
+      </w:r>
+    </w:p>
+    <w:p>
+      <w:r>
+        <w:t>Element  Description      Key assumptions     What stays the same     What changes incrementally     Implications for your org      Scenario B: Disruption (challenging)</w:t>
+      </w:r>
+    </w:p>
+    <w:p>
+      <w:r>
+        <w:t>Element  Description      Key disruption     What changes fundamentally     Winners and losers     Implications for your org      Scenario C: Transformation (radical)</w:t>
+      </w:r>
+    </w:p>
+    <w:p>
+      <w:r>
+        <w:t>Element  Description      Key transformation     New paradigm     What becomes obsolete     Implications for your org      Write your response here   Part 4: Evaluate Current Strategy (10 min)</w:t>
+      </w:r>
+    </w:p>
+    <w:p>
+      <w:r>
+        <w:t>Test your current strategy against all three scenarios:</w:t>
+      </w:r>
+    </w:p>
+    <w:p>
+      <w:r>
+        <w:t>Metric  Scenario A  Scenario B  Scenario C      Strategy remains viable? (Y/N)       Prediction error (H/M/L)       Required adaptation       Time to respond        Write your response here   Part 5: Trigger Signals and Contingencies (10 min)</w:t>
+      </w:r>
+    </w:p>
+    <w:p>
+      <w:r>
+        <w:t>For each scenario, identify early warning signals:</w:t>
+      </w:r>
+    </w:p>
+    <w:p>
+      <w:r>
+        <w:t>Scenario  Trigger Signal  Where to Monitor  Current Status  Contingent Action      A (continuation)        B (disruption)        C (transformation)         Write your response here   Part 6: Resilience Assessment (5 min)</w:t>
+      </w:r>
+    </w:p>
+    <w:p>
+      <w:r>
+        <w:t>Rate your organization's resilience:</w:t>
+      </w:r>
+    </w:p>
+    <w:p>
+      <w:r>
+        <w:t>Capacity  Score (1-5)  Evidence      Absorptive (withstand shock)      Adaptive (modify approach)      Transformative (reinvent)       Write your response here   Summary</w:t>
       </w:r>
     </w:p>
     <w:sectPr>
